--- a/book/word/Chapter 41 - The Bite Marks Only One Man Could See.docx
+++ b/book/word/Chapter 41 - The Bite Marks Only One Man Could See.docx
@@ -223,7 +223,7 @@
         <w:t xml:space="preserve"> </w:t>
       </w:r>
       <w:r>
-        <w:t xml:space="preserve">teenager’s dental impressions and the marks he said he had found. He declared the</w:t>
+        <w:t xml:space="preserve">defendant’s dental impressions and the marks he said he had found. He declared the</w:t>
       </w:r>
       <w:r>
         <w:t xml:space="preserve"> </w:t>
